--- a/docs/Wayora-Proje-Raporu.docx
+++ b/docs/Wayora-Proje-Raporu.docx
@@ -336,7 +336,7 @@
           <w:color w:val="1B1814"/>
           <w:sz w:val="20"/>
         </w:rPr>
-        <w:t>32 API testi ve 4 web testi ile kritik akışlar otomatik doğrulanır.</w:t>
+        <w:t>51 API testi ve 4 web testi ile kritik akışlar otomatik doğrulanır.</w:t>
       </w:r>
     </w:p>
     <w:p>
@@ -832,7 +832,7 @@
                 <w:color w:val="1B1814"/>
                 <w:sz w:val="17"/>
               </w:rPr>
-              <w:t>32 API + 4 web testi</w:t>
+              <w:t>51 API + 4 web testi</w:t>
             </w:r>
           </w:p>
         </w:tc>
@@ -7490,7 +7490,7 @@
           <w:color w:val="1B1814"/>
           <w:sz w:val="21"/>
         </w:rPr>
-        <w:t>Toplam 32 API ve 4 web testi bulunur. CI; lint, typecheck, test, build ve audit adımlarını her PR’da çalıştırır. Ayrıca gitleaks, CodeQL ve Semgrep iş akışları vardır.</w:t>
+        <w:t>Toplam 51 API ve 4 web testi bulunur. CI; lint, typecheck, test, build ve audit adımlarını her PR’da çalıştırır. Ayrıca gitleaks, CodeQL ve Semgrep iş akışları vardır.</w:t>
       </w:r>
     </w:p>
     <w:p>

--- a/docs/Wayora-Proje-Raporu.docx
+++ b/docs/Wayora-Proje-Raporu.docx
@@ -336,7 +336,7 @@
           <w:color w:val="1B1814"/>
           <w:sz w:val="20"/>
         </w:rPr>
-        <w:t>51 API testi ve 4 web testi ile kritik akışlar otomatik doğrulanır.</w:t>
+        <w:t>70 API testi ve 6 web testi ile kritik akışlar otomatik doğrulanır.</w:t>
       </w:r>
     </w:p>
     <w:p>
@@ -832,7 +832,7 @@
                 <w:color w:val="1B1814"/>
                 <w:sz w:val="17"/>
               </w:rPr>
-              <w:t>51 API + 4 web testi</w:t>
+              <w:t>70 API + 6 web testi</w:t>
             </w:r>
           </w:p>
         </w:tc>
@@ -7490,7 +7490,7 @@
           <w:color w:val="1B1814"/>
           <w:sz w:val="21"/>
         </w:rPr>
-        <w:t>Toplam 51 API ve 4 web testi bulunur. CI; lint, typecheck, test, build ve audit adımlarını her PR’da çalıştırır. Ayrıca gitleaks, CodeQL ve Semgrep iş akışları vardır.</w:t>
+        <w:t>Toplam 70 API ve 6 web testi bulunur. CI; lint, typecheck, test, build ve audit adımlarını her PR’da çalıştırır. Ayrıca gitleaks, CodeQL ve Semgrep iş akışları vardır.</w:t>
       </w:r>
     </w:p>
     <w:p>
